--- a/Lab1/Отчет по лр1.docx
+++ b/Lab1/Отчет по лр1.docx
@@ -473,16 +473,14 @@
           <w:szCs w:val="28"/>
         </w:rPr>
       </w:pPr>
-      <w:proofErr w:type="gramStart"/>
       <w:r>
         <w:rPr>
           <w:rFonts w:ascii="Times New Roman" w:hAnsi="Times New Roman" w:cs="Times New Roman"/>
           <w:sz w:val="28"/>
           <w:szCs w:val="28"/>
         </w:rPr>
-        <w:t>Подготовил</w:t>
-      </w:r>
-      <w:proofErr w:type="gramEnd"/>
+        <w:t>Проверила:</w:t>
+      </w:r>
       <w:r>
         <w:rPr>
           <w:rFonts w:ascii="Times New Roman" w:hAnsi="Times New Roman" w:cs="Times New Roman"/>
@@ -490,7 +488,6 @@
           <w:szCs w:val="28"/>
         </w:rPr>
         <w:tab/>
-        <w:t>а:</w:t>
       </w:r>
       <w:r>
         <w:rPr>
@@ -555,7 +552,7 @@
           <w:sz w:val="28"/>
           <w:szCs w:val="28"/>
         </w:rPr>
-        <w:t>Линник</w:t>
+        <w:t>Болтак</w:t>
       </w:r>
       <w:proofErr w:type="spellEnd"/>
       <w:r>
@@ -564,15 +561,7 @@
           <w:sz w:val="28"/>
           <w:szCs w:val="28"/>
         </w:rPr>
-        <w:t xml:space="preserve"> М.</w:t>
-      </w:r>
-      <w:r>
-        <w:rPr>
-          <w:rFonts w:ascii="Times New Roman" w:hAnsi="Times New Roman" w:cs="Times New Roman"/>
-          <w:sz w:val="28"/>
-          <w:szCs w:val="28"/>
-        </w:rPr>
-        <w:t>В.</w:t>
+        <w:t xml:space="preserve"> С.В. </w:t>
       </w:r>
     </w:p>
     <w:p>
@@ -598,14 +587,16 @@
           <w:szCs w:val="28"/>
         </w:rPr>
       </w:pPr>
+      <w:proofErr w:type="gramStart"/>
       <w:r>
         <w:rPr>
           <w:rFonts w:ascii="Times New Roman" w:hAnsi="Times New Roman" w:cs="Times New Roman"/>
           <w:sz w:val="28"/>
           <w:szCs w:val="28"/>
         </w:rPr>
-        <w:t>Проверила:</w:t>
-      </w:r>
+        <w:t>Подготовил</w:t>
+      </w:r>
+      <w:proofErr w:type="gramEnd"/>
       <w:r>
         <w:rPr>
           <w:rFonts w:ascii="Times New Roman" w:hAnsi="Times New Roman" w:cs="Times New Roman"/>
@@ -613,6 +604,7 @@
           <w:szCs w:val="28"/>
         </w:rPr>
         <w:tab/>
+        <w:t>а:</w:t>
       </w:r>
       <w:r>
         <w:rPr>
@@ -677,7 +669,7 @@
           <w:sz w:val="28"/>
           <w:szCs w:val="28"/>
         </w:rPr>
-        <w:t>Болтак</w:t>
+        <w:t>Линник</w:t>
       </w:r>
       <w:proofErr w:type="spellEnd"/>
       <w:r>
@@ -686,20 +678,16 @@
           <w:sz w:val="28"/>
           <w:szCs w:val="28"/>
         </w:rPr>
-        <w:t xml:space="preserve"> С.В. </w:t>
-      </w:r>
-    </w:p>
-    <w:p>
-      <w:pPr>
-        <w:spacing w:after="0" w:line="280" w:lineRule="exact"/>
-        <w:ind w:firstLine="720"/>
-        <w:jc w:val="both"/>
+        <w:t xml:space="preserve"> М.</w:t>
+      </w:r>
+      <w:r>
         <w:rPr>
           <w:rFonts w:ascii="Times New Roman" w:hAnsi="Times New Roman" w:cs="Times New Roman"/>
           <w:sz w:val="28"/>
           <w:szCs w:val="28"/>
         </w:rPr>
-      </w:pPr>
+        <w:t>В.</w:t>
+      </w:r>
     </w:p>
     <w:p>
       <w:pPr>
@@ -2006,7 +1994,13 @@
         <w:rPr>
           <w:b/>
         </w:rPr>
-        <w:t>Реализация:</w:t>
+        <w:t>Тесты</w:t>
+      </w:r>
+      <w:r>
+        <w:rPr>
+          <w:b/>
+        </w:rPr>
+        <w:t>:</w:t>
       </w:r>
     </w:p>
     <w:p>
@@ -2133,20 +2127,6 @@
       <w:pPr>
         <w:pStyle w:val="UL"/>
         <w:numPr>
-          <w:ilvl w:val="0"/>
-          <w:numId w:val="0"/>
-        </w:numPr>
-        <w:spacing w:line="280" w:lineRule="exact"/>
-        <w:ind w:firstLine="709"/>
-      </w:pPr>
-      <w:r>
-        <w:t>Тесты:</w:t>
-      </w:r>
-    </w:p>
-    <w:p>
-      <w:pPr>
-        <w:pStyle w:val="UL"/>
-        <w:numPr>
           <w:ilvl w:val="1"/>
           <w:numId w:val="10"/>
         </w:numPr>
@@ -2186,20 +2166,6 @@
         <w:t>hrono</w:t>
       </w:r>
       <w:proofErr w:type="spellEnd"/>
-    </w:p>
-    <w:p>
-      <w:pPr>
-        <w:pStyle w:val="UL"/>
-        <w:numPr>
-          <w:ilvl w:val="0"/>
-          <w:numId w:val="0"/>
-        </w:numPr>
-        <w:spacing w:line="280" w:lineRule="exact"/>
-        <w:ind w:left="1429" w:hanging="360"/>
-        <w:rPr>
-          <w:lang w:val="en-US"/>
-        </w:rPr>
-      </w:pPr>
     </w:p>
     <w:p>
       <w:pPr>
@@ -2762,16 +2728,19 @@
         </w:tabs>
         <w:spacing w:line="240" w:lineRule="auto"/>
         <w:jc w:val="center"/>
-      </w:pPr>
-      <w:r>
         <w:rPr>
           <w:noProof/>
         </w:rPr>
+      </w:pPr>
+      <w:r>
+        <w:rPr>
+          <w:noProof/>
+        </w:rPr>
         <w:drawing>
-          <wp:inline distT="0" distB="0" distL="0" distR="0" wp14:anchorId="52A9293D" wp14:editId="33400489">
-            <wp:extent cx="3340100" cy="2312899"/>
-            <wp:effectExtent l="0" t="0" r="3175" b="0"/>
-            <wp:docPr id="2" name="Рисунок 2"/>
+          <wp:inline distT="0" distB="0" distL="0" distR="0" wp14:anchorId="54101470" wp14:editId="2997778A">
+            <wp:extent cx="3929359" cy="2743200"/>
+            <wp:effectExtent l="0" t="0" r="0" b="0"/>
+            <wp:docPr id="5" name="Рисунок 5"/>
             <wp:cNvGraphicFramePr>
               <a:graphicFrameLocks xmlns:a="http://schemas.openxmlformats.org/drawingml/2006/main" noChangeAspect="1"/>
             </wp:cNvGraphicFramePr>
@@ -2791,7 +2760,7 @@
                   <pic:spPr>
                     <a:xfrm>
                       <a:off x="0" y="0"/>
-                      <a:ext cx="3340100" cy="2312899"/>
+                      <a:ext cx="4038527" cy="2819413"/>
                     </a:xfrm>
                     <a:prstGeom prst="rect">
                       <a:avLst/>
@@ -2803,6 +2772,12 @@
           </wp:inline>
         </w:drawing>
       </w:r>
+      <w:r>
+        <w:rPr>
+          <w:noProof/>
+        </w:rPr>
+        <w:t xml:space="preserve"> </w:t>
+      </w:r>
     </w:p>
     <w:p>
       <w:pPr>
@@ -2817,6 +2792,20 @@
         <w:spacing w:line="240" w:lineRule="auto"/>
         <w:jc w:val="center"/>
       </w:pPr>
+      <w:r>
+        <w:rPr>
+          <w:lang w:val="be-BY"/>
+        </w:rPr>
+        <w:t>Р</w:t>
+      </w:r>
+      <w:proofErr w:type="spellStart"/>
+      <w:r>
+        <w:t>ис</w:t>
+      </w:r>
+      <w:proofErr w:type="spellEnd"/>
+      <w:r>
+        <w:t xml:space="preserve">. 1 – Шифрование </w:t>
+      </w:r>
     </w:p>
     <w:p>
       <w:pPr>
@@ -2831,21 +2820,6 @@
         <w:spacing w:line="240" w:lineRule="auto"/>
         <w:jc w:val="center"/>
       </w:pPr>
-      <w:r>
-        <w:rPr>
-          <w:lang w:val="be-BY"/>
-        </w:rPr>
-        <w:lastRenderedPageBreak/>
-        <w:t>Р</w:t>
-      </w:r>
-      <w:proofErr w:type="spellStart"/>
-      <w:r>
-        <w:t>ис</w:t>
-      </w:r>
-      <w:proofErr w:type="spellEnd"/>
-      <w:r>
-        <w:t xml:space="preserve">. 1 – Шифрование </w:t>
-      </w:r>
     </w:p>
     <w:p>
       <w:pPr>
@@ -2860,29 +2834,15 @@
         <w:spacing w:line="240" w:lineRule="auto"/>
         <w:jc w:val="center"/>
       </w:pPr>
-    </w:p>
-    <w:p>
-      <w:pPr>
-        <w:pStyle w:val="UL"/>
-        <w:numPr>
-          <w:ilvl w:val="0"/>
-          <w:numId w:val="0"/>
-        </w:numPr>
-        <w:tabs>
-          <w:tab w:val="left" w:pos="2269"/>
-        </w:tabs>
-        <w:spacing w:line="240" w:lineRule="auto"/>
-        <w:jc w:val="center"/>
-      </w:pPr>
       <w:r>
         <w:rPr>
           <w:noProof/>
         </w:rPr>
         <w:drawing>
-          <wp:inline distT="0" distB="0" distL="0" distR="0" wp14:anchorId="6A6C5001" wp14:editId="0BBF9388">
-            <wp:extent cx="3410900" cy="2381250"/>
-            <wp:effectExtent l="0" t="0" r="0" b="0"/>
-            <wp:docPr id="3" name="Рисунок 3"/>
+          <wp:inline distT="0" distB="0" distL="0" distR="0" wp14:anchorId="2C80A507" wp14:editId="46425722">
+            <wp:extent cx="5940425" cy="4147185"/>
+            <wp:effectExtent l="0" t="0" r="3175" b="5715"/>
+            <wp:docPr id="8" name="Рисунок 8"/>
             <wp:cNvGraphicFramePr>
               <a:graphicFrameLocks xmlns:a="http://schemas.openxmlformats.org/drawingml/2006/main" noChangeAspect="1"/>
             </wp:cNvGraphicFramePr>
@@ -2902,7 +2862,7 @@
                   <pic:spPr>
                     <a:xfrm>
                       <a:off x="0" y="0"/>
-                      <a:ext cx="3410900" cy="2381250"/>
+                      <a:ext cx="5940425" cy="4147185"/>
                     </a:xfrm>
                     <a:prstGeom prst="rect">
                       <a:avLst/>
@@ -2914,20 +2874,12 @@
           </wp:inline>
         </w:drawing>
       </w:r>
-    </w:p>
-    <w:p>
-      <w:pPr>
-        <w:pStyle w:val="UL"/>
-        <w:numPr>
-          <w:ilvl w:val="0"/>
-          <w:numId w:val="0"/>
-        </w:numPr>
-        <w:tabs>
-          <w:tab w:val="left" w:pos="2269"/>
-        </w:tabs>
-        <w:spacing w:line="240" w:lineRule="auto"/>
-        <w:jc w:val="center"/>
-      </w:pPr>
+      <w:r>
+        <w:rPr>
+          <w:noProof/>
+        </w:rPr>
+        <w:t xml:space="preserve"> </w:t>
+      </w:r>
     </w:p>
     <w:p>
       <w:pPr>
@@ -3778,11 +3730,12 @@
         <w:rPr>
           <w:noProof/>
         </w:rPr>
+        <w:lastRenderedPageBreak/>
         <w:drawing>
-          <wp:inline distT="0" distB="0" distL="0" distR="0" wp14:anchorId="6EAA608C" wp14:editId="4DD6F85A">
-            <wp:extent cx="3517935" cy="2286000"/>
-            <wp:effectExtent l="0" t="0" r="6350" b="0"/>
-            <wp:docPr id="6" name="Рисунок 6"/>
+          <wp:inline distT="0" distB="0" distL="0" distR="0" wp14:anchorId="31104169" wp14:editId="43932103">
+            <wp:extent cx="5940425" cy="4147185"/>
+            <wp:effectExtent l="0" t="0" r="3175" b="5715"/>
+            <wp:docPr id="9" name="Рисунок 9"/>
             <wp:cNvGraphicFramePr>
               <a:graphicFrameLocks xmlns:a="http://schemas.openxmlformats.org/drawingml/2006/main" noChangeAspect="1"/>
             </wp:cNvGraphicFramePr>
@@ -3802,7 +3755,7 @@
                   <pic:spPr>
                     <a:xfrm>
                       <a:off x="0" y="0"/>
-                      <a:ext cx="3546449" cy="2304529"/>
+                      <a:ext cx="5940425" cy="4147185"/>
                     </a:xfrm>
                     <a:prstGeom prst="rect">
                       <a:avLst/>
@@ -3814,6 +3767,12 @@
           </wp:inline>
         </w:drawing>
       </w:r>
+      <w:r>
+        <w:rPr>
+          <w:noProof/>
+        </w:rPr>
+        <w:t xml:space="preserve"> </w:t>
+      </w:r>
     </w:p>
     <w:p>
       <w:pPr>
@@ -3828,6 +3787,29 @@
         <w:spacing w:line="240" w:lineRule="auto"/>
         <w:jc w:val="center"/>
       </w:pPr>
+      <w:r>
+        <w:rPr>
+          <w:lang w:val="be-BY"/>
+        </w:rPr>
+        <w:t>Р</w:t>
+      </w:r>
+      <w:proofErr w:type="spellStart"/>
+      <w:r>
+        <w:t>ис</w:t>
+      </w:r>
+      <w:proofErr w:type="spellEnd"/>
+      <w:r>
+        <w:t xml:space="preserve">. </w:t>
+      </w:r>
+      <w:r>
+        <w:rPr>
+          <w:lang w:val="en-US"/>
+        </w:rPr>
+        <w:t>3</w:t>
+      </w:r>
+      <w:r>
+        <w:t xml:space="preserve"> – Шифрование </w:t>
+      </w:r>
     </w:p>
     <w:p>
       <w:pPr>
@@ -3842,29 +3824,6 @@
         <w:spacing w:line="240" w:lineRule="auto"/>
         <w:jc w:val="center"/>
       </w:pPr>
-      <w:r>
-        <w:rPr>
-          <w:lang w:val="be-BY"/>
-        </w:rPr>
-        <w:t>Р</w:t>
-      </w:r>
-      <w:proofErr w:type="spellStart"/>
-      <w:r>
-        <w:t>ис</w:t>
-      </w:r>
-      <w:proofErr w:type="spellEnd"/>
-      <w:r>
-        <w:t xml:space="preserve">. </w:t>
-      </w:r>
-      <w:r>
-        <w:rPr>
-          <w:lang w:val="en-US"/>
-        </w:rPr>
-        <w:t>3</w:t>
-      </w:r>
-      <w:r>
-        <w:t xml:space="preserve"> – Шифрование </w:t>
-      </w:r>
     </w:p>
     <w:p>
       <w:pPr>
@@ -3879,30 +3838,15 @@
         <w:spacing w:line="240" w:lineRule="auto"/>
         <w:jc w:val="center"/>
       </w:pPr>
-    </w:p>
-    <w:p>
-      <w:pPr>
-        <w:pStyle w:val="UL"/>
-        <w:numPr>
-          <w:ilvl w:val="0"/>
-          <w:numId w:val="0"/>
-        </w:numPr>
-        <w:tabs>
-          <w:tab w:val="left" w:pos="2269"/>
-        </w:tabs>
-        <w:spacing w:line="240" w:lineRule="auto"/>
-        <w:jc w:val="center"/>
-      </w:pPr>
       <w:r>
         <w:rPr>
           <w:noProof/>
         </w:rPr>
-        <w:lastRenderedPageBreak/>
         <w:drawing>
-          <wp:inline distT="0" distB="0" distL="0" distR="0" wp14:anchorId="795498CA" wp14:editId="2708501A">
-            <wp:extent cx="3616956" cy="2337586"/>
+          <wp:inline distT="0" distB="0" distL="0" distR="0" wp14:anchorId="3163D5BD" wp14:editId="63505847">
+            <wp:extent cx="5940425" cy="4147185"/>
             <wp:effectExtent l="0" t="0" r="3175" b="5715"/>
-            <wp:docPr id="7" name="Рисунок 7"/>
+            <wp:docPr id="10" name="Рисунок 10"/>
             <wp:cNvGraphicFramePr>
               <a:graphicFrameLocks xmlns:a="http://schemas.openxmlformats.org/drawingml/2006/main" noChangeAspect="1"/>
             </wp:cNvGraphicFramePr>
@@ -3922,7 +3866,7 @@
                   <pic:spPr>
                     <a:xfrm>
                       <a:off x="0" y="0"/>
-                      <a:ext cx="3667875" cy="2370494"/>
+                      <a:ext cx="5940425" cy="4147185"/>
                     </a:xfrm>
                     <a:prstGeom prst="rect">
                       <a:avLst/>
@@ -3934,6 +3878,12 @@
           </wp:inline>
         </w:drawing>
       </w:r>
+      <w:r>
+        <w:rPr>
+          <w:noProof/>
+        </w:rPr>
+        <w:t xml:space="preserve"> </w:t>
+      </w:r>
     </w:p>
     <w:p>
       <w:pPr>
@@ -3948,20 +3898,6 @@
         <w:spacing w:line="240" w:lineRule="auto"/>
         <w:jc w:val="center"/>
       </w:pPr>
-    </w:p>
-    <w:p>
-      <w:pPr>
-        <w:pStyle w:val="UL"/>
-        <w:numPr>
-          <w:ilvl w:val="0"/>
-          <w:numId w:val="0"/>
-        </w:numPr>
-        <w:tabs>
-          <w:tab w:val="left" w:pos="2269"/>
-        </w:tabs>
-        <w:spacing w:line="240" w:lineRule="auto"/>
-        <w:jc w:val="center"/>
-      </w:pPr>
       <w:r>
         <w:rPr>
           <w:lang w:val="be-BY"/>
@@ -4006,6 +3942,7 @@
         <w:jc w:val="left"/>
       </w:pPr>
       <w:r>
+        <w:lastRenderedPageBreak/>
         <w:t xml:space="preserve">2.1 </w:t>
       </w:r>
       <w:r>
@@ -4446,10 +4383,10 @@
           <w:noProof/>
         </w:rPr>
         <w:drawing>
-          <wp:inline distT="0" distB="0" distL="0" distR="0" wp14:anchorId="3B6B759F" wp14:editId="59D4370A">
-            <wp:extent cx="3400406" cy="2373923"/>
-            <wp:effectExtent l="0" t="0" r="0" b="7620"/>
-            <wp:docPr id="12" name="Рисунок 12"/>
+          <wp:inline distT="0" distB="0" distL="0" distR="0" wp14:anchorId="701928E3" wp14:editId="515119F4">
+            <wp:extent cx="5940425" cy="4147185"/>
+            <wp:effectExtent l="0" t="0" r="3175" b="5715"/>
+            <wp:docPr id="11" name="Рисунок 11"/>
             <wp:cNvGraphicFramePr>
               <a:graphicFrameLocks xmlns:a="http://schemas.openxmlformats.org/drawingml/2006/main" noChangeAspect="1"/>
             </wp:cNvGraphicFramePr>
@@ -4469,7 +4406,7 @@
                   <pic:spPr>
                     <a:xfrm>
                       <a:off x="0" y="0"/>
-                      <a:ext cx="3413634" cy="2383158"/>
+                      <a:ext cx="5940425" cy="4147185"/>
                     </a:xfrm>
                     <a:prstGeom prst="rect">
                       <a:avLst/>
@@ -4481,20 +4418,12 @@
           </wp:inline>
         </w:drawing>
       </w:r>
-    </w:p>
-    <w:p>
-      <w:pPr>
-        <w:pStyle w:val="UL"/>
-        <w:numPr>
-          <w:ilvl w:val="0"/>
-          <w:numId w:val="0"/>
-        </w:numPr>
-        <w:tabs>
-          <w:tab w:val="left" w:pos="2269"/>
-        </w:tabs>
-        <w:spacing w:line="240" w:lineRule="auto"/>
-        <w:jc w:val="center"/>
-      </w:pPr>
+      <w:r>
+        <w:rPr>
+          <w:noProof/>
+        </w:rPr>
+        <w:t xml:space="preserve"> </w:t>
+      </w:r>
     </w:p>
     <w:p>
       <w:pPr>
@@ -4675,7 +4604,6 @@
                 <w:bCs/>
                 <w:sz w:val="28"/>
               </w:rPr>
-              <w:lastRenderedPageBreak/>
               <w:t>m</w:t>
             </w:r>
           </w:p>
@@ -5117,6 +5045,7 @@
         <w:rPr>
           <w:lang w:val="en-US"/>
         </w:rPr>
+        <w:lastRenderedPageBreak/>
         <w:t>o</w:t>
       </w:r>
       <w:r>
@@ -5192,17 +5121,6 @@
       <w:r>
         <w:t>)</w:t>
       </w:r>
-    </w:p>
-    <w:p>
-      <w:pPr>
-        <w:pStyle w:val="UL"/>
-        <w:numPr>
-          <w:ilvl w:val="0"/>
-          <w:numId w:val="0"/>
-        </w:numPr>
-        <w:spacing w:line="280" w:lineRule="exact"/>
-        <w:ind w:left="360"/>
-      </w:pPr>
     </w:p>
     <w:p>
       <w:pPr>
@@ -5273,10 +5191,10 @@
           <w:noProof/>
         </w:rPr>
         <w:drawing>
-          <wp:inline distT="0" distB="0" distL="0" distR="0" wp14:anchorId="776583A9" wp14:editId="1B299BA0">
-            <wp:extent cx="3551535" cy="2479431"/>
+          <wp:inline distT="0" distB="0" distL="0" distR="0" wp14:anchorId="09D1531C" wp14:editId="5D36DC4C">
+            <wp:extent cx="5416213" cy="3781218"/>
             <wp:effectExtent l="0" t="0" r="0" b="0"/>
-            <wp:docPr id="15" name="Рисунок 15"/>
+            <wp:docPr id="13" name="Рисунок 13"/>
             <wp:cNvGraphicFramePr>
               <a:graphicFrameLocks xmlns:a="http://schemas.openxmlformats.org/drawingml/2006/main" noChangeAspect="1"/>
             </wp:cNvGraphicFramePr>
@@ -5296,7 +5214,7 @@
                   <pic:spPr>
                     <a:xfrm>
                       <a:off x="0" y="0"/>
-                      <a:ext cx="3566064" cy="2489574"/>
+                      <a:ext cx="5442635" cy="3799664"/>
                     </a:xfrm>
                     <a:prstGeom prst="rect">
                       <a:avLst/>
@@ -5308,6 +5226,12 @@
           </wp:inline>
         </w:drawing>
       </w:r>
+      <w:r>
+        <w:rPr>
+          <w:noProof/>
+        </w:rPr>
+        <w:t xml:space="preserve"> </w:t>
+      </w:r>
     </w:p>
     <w:p>
       <w:pPr>
@@ -5322,6 +5246,26 @@
         <w:spacing w:line="240" w:lineRule="auto"/>
         <w:jc w:val="center"/>
       </w:pPr>
+      <w:r>
+        <w:rPr>
+          <w:lang w:val="be-BY"/>
+        </w:rPr>
+        <w:t>Р</w:t>
+      </w:r>
+      <w:proofErr w:type="spellStart"/>
+      <w:r>
+        <w:t>ис</w:t>
+      </w:r>
+      <w:proofErr w:type="spellEnd"/>
+      <w:r>
+        <w:t xml:space="preserve">. </w:t>
+      </w:r>
+      <w:r>
+        <w:t>6</w:t>
+      </w:r>
+      <w:r>
+        <w:t xml:space="preserve"> – Шифрование </w:t>
+      </w:r>
     </w:p>
     <w:p>
       <w:pPr>
@@ -5336,26 +5280,6 @@
         <w:spacing w:line="240" w:lineRule="auto"/>
         <w:jc w:val="center"/>
       </w:pPr>
-      <w:r>
-        <w:rPr>
-          <w:lang w:val="be-BY"/>
-        </w:rPr>
-        <w:t>Р</w:t>
-      </w:r>
-      <w:proofErr w:type="spellStart"/>
-      <w:r>
-        <w:t>ис</w:t>
-      </w:r>
-      <w:proofErr w:type="spellEnd"/>
-      <w:r>
-        <w:t xml:space="preserve">. </w:t>
-      </w:r>
-      <w:r>
-        <w:t>6</w:t>
-      </w:r>
-      <w:r>
-        <w:t xml:space="preserve"> – Шифрование </w:t>
-      </w:r>
     </w:p>
     <w:p>
       <w:pPr>
@@ -5370,29 +5294,15 @@
         <w:spacing w:line="240" w:lineRule="auto"/>
         <w:jc w:val="center"/>
       </w:pPr>
-    </w:p>
-    <w:p>
-      <w:pPr>
-        <w:pStyle w:val="UL"/>
-        <w:numPr>
-          <w:ilvl w:val="0"/>
-          <w:numId w:val="0"/>
-        </w:numPr>
-        <w:tabs>
-          <w:tab w:val="left" w:pos="2269"/>
-        </w:tabs>
-        <w:spacing w:line="240" w:lineRule="auto"/>
-        <w:jc w:val="center"/>
-      </w:pPr>
       <w:r>
         <w:rPr>
           <w:noProof/>
         </w:rPr>
         <w:drawing>
-          <wp:inline distT="0" distB="0" distL="0" distR="0" wp14:anchorId="546D2593" wp14:editId="6E9F22AE">
-            <wp:extent cx="3652287" cy="2549769"/>
-            <wp:effectExtent l="0" t="0" r="5715" b="3175"/>
-            <wp:docPr id="16" name="Рисунок 16"/>
+          <wp:inline distT="0" distB="0" distL="0" distR="0" wp14:anchorId="38F8E556" wp14:editId="19C342B2">
+            <wp:extent cx="5368925" cy="3748204"/>
+            <wp:effectExtent l="0" t="0" r="3175" b="5080"/>
+            <wp:docPr id="14" name="Рисунок 14"/>
             <wp:cNvGraphicFramePr>
               <a:graphicFrameLocks xmlns:a="http://schemas.openxmlformats.org/drawingml/2006/main" noChangeAspect="1"/>
             </wp:cNvGraphicFramePr>
@@ -5412,7 +5322,7 @@
                   <pic:spPr>
                     <a:xfrm>
                       <a:off x="0" y="0"/>
-                      <a:ext cx="3671798" cy="2563390"/>
+                      <a:ext cx="5380954" cy="3756602"/>
                     </a:xfrm>
                     <a:prstGeom prst="rect">
                       <a:avLst/>
@@ -5424,6 +5334,12 @@
           </wp:inline>
         </w:drawing>
       </w:r>
+      <w:r>
+        <w:rPr>
+          <w:noProof/>
+        </w:rPr>
+        <w:t xml:space="preserve"> </w:t>
+      </w:r>
     </w:p>
     <w:p>
       <w:pPr>
@@ -5438,20 +5354,6 @@
         <w:spacing w:line="240" w:lineRule="auto"/>
         <w:jc w:val="center"/>
       </w:pPr>
-    </w:p>
-    <w:p>
-      <w:pPr>
-        <w:pStyle w:val="UL"/>
-        <w:numPr>
-          <w:ilvl w:val="0"/>
-          <w:numId w:val="0"/>
-        </w:numPr>
-        <w:tabs>
-          <w:tab w:val="left" w:pos="2269"/>
-        </w:tabs>
-        <w:spacing w:line="240" w:lineRule="auto"/>
-        <w:jc w:val="center"/>
-      </w:pPr>
       <w:r>
         <w:rPr>
           <w:lang w:val="be-BY"/>
@@ -5568,7 +5470,6 @@
         <w:rPr>
           <w:lang w:val="be-BY"/>
         </w:rPr>
-        <w:lastRenderedPageBreak/>
         <w:t xml:space="preserve">Оставляем только латинские буквы: </w:t>
       </w:r>
       <w:proofErr w:type="spellStart"/>
@@ -6118,10 +6019,10 @@
           <w:noProof/>
         </w:rPr>
         <w:drawing>
-          <wp:inline distT="0" distB="0" distL="0" distR="0" wp14:anchorId="0B9421B2" wp14:editId="22F9542A">
-            <wp:extent cx="3463586" cy="2418031"/>
-            <wp:effectExtent l="0" t="0" r="3810" b="1905"/>
-            <wp:docPr id="20" name="Рисунок 20"/>
+          <wp:inline distT="0" distB="0" distL="0" distR="0" wp14:anchorId="364A4E2D" wp14:editId="35C158CE">
+            <wp:extent cx="5940425" cy="4147185"/>
+            <wp:effectExtent l="0" t="0" r="3175" b="5715"/>
+            <wp:docPr id="17" name="Рисунок 17"/>
             <wp:cNvGraphicFramePr>
               <a:graphicFrameLocks xmlns:a="http://schemas.openxmlformats.org/drawingml/2006/main" noChangeAspect="1"/>
             </wp:cNvGraphicFramePr>
@@ -6141,7 +6042,7 @@
                   <pic:spPr>
                     <a:xfrm>
                       <a:off x="0" y="0"/>
-                      <a:ext cx="3488976" cy="2435756"/>
+                      <a:ext cx="5940425" cy="4147185"/>
                     </a:xfrm>
                     <a:prstGeom prst="rect">
                       <a:avLst/>
@@ -6170,6 +6071,26 @@
         <w:spacing w:line="240" w:lineRule="auto"/>
         <w:jc w:val="center"/>
       </w:pPr>
+      <w:r>
+        <w:rPr>
+          <w:lang w:val="be-BY"/>
+        </w:rPr>
+        <w:t>Р</w:t>
+      </w:r>
+      <w:proofErr w:type="spellStart"/>
+      <w:r>
+        <w:t>ис</w:t>
+      </w:r>
+      <w:proofErr w:type="spellEnd"/>
+      <w:r>
+        <w:t xml:space="preserve">. </w:t>
+      </w:r>
+      <w:r>
+        <w:t>8</w:t>
+      </w:r>
+      <w:r>
+        <w:t xml:space="preserve"> – Шифрование </w:t>
+      </w:r>
     </w:p>
     <w:p>
       <w:pPr>
@@ -6184,26 +6105,6 @@
         <w:spacing w:line="240" w:lineRule="auto"/>
         <w:jc w:val="center"/>
       </w:pPr>
-      <w:r>
-        <w:rPr>
-          <w:lang w:val="be-BY"/>
-        </w:rPr>
-        <w:t>Р</w:t>
-      </w:r>
-      <w:proofErr w:type="spellStart"/>
-      <w:r>
-        <w:t>ис</w:t>
-      </w:r>
-      <w:proofErr w:type="spellEnd"/>
-      <w:r>
-        <w:t xml:space="preserve">. </w:t>
-      </w:r>
-      <w:r>
-        <w:t>8</w:t>
-      </w:r>
-      <w:r>
-        <w:t xml:space="preserve"> – Шифрование </w:t>
-      </w:r>
     </w:p>
     <w:p>
       <w:pPr>
@@ -6222,11 +6123,12 @@
         <w:rPr>
           <w:noProof/>
         </w:rPr>
+        <w:lastRenderedPageBreak/>
         <w:drawing>
-          <wp:inline distT="0" distB="0" distL="0" distR="0" wp14:anchorId="723F2AF7" wp14:editId="4B7CC38C">
-            <wp:extent cx="3623111" cy="2529400"/>
-            <wp:effectExtent l="0" t="0" r="0" b="4445"/>
-            <wp:docPr id="21" name="Рисунок 21"/>
+          <wp:inline distT="0" distB="0" distL="0" distR="0" wp14:anchorId="481D1B09" wp14:editId="04159110">
+            <wp:extent cx="5521325" cy="3854599"/>
+            <wp:effectExtent l="0" t="0" r="3175" b="0"/>
+            <wp:docPr id="18" name="Рисунок 18"/>
             <wp:cNvGraphicFramePr>
               <a:graphicFrameLocks xmlns:a="http://schemas.openxmlformats.org/drawingml/2006/main" noChangeAspect="1"/>
             </wp:cNvGraphicFramePr>
@@ -6246,7 +6148,7 @@
                   <pic:spPr>
                     <a:xfrm>
                       <a:off x="0" y="0"/>
-                      <a:ext cx="3641923" cy="2542533"/>
+                      <a:ext cx="5534928" cy="3864095"/>
                     </a:xfrm>
                     <a:prstGeom prst="rect">
                       <a:avLst/>
@@ -6275,6 +6177,169 @@
         <w:spacing w:line="240" w:lineRule="auto"/>
         <w:jc w:val="center"/>
       </w:pPr>
+      <w:r>
+        <w:rPr>
+          <w:lang w:val="be-BY"/>
+        </w:rPr>
+        <w:t>Р</w:t>
+      </w:r>
+      <w:proofErr w:type="spellStart"/>
+      <w:r>
+        <w:t>ис</w:t>
+      </w:r>
+      <w:proofErr w:type="spellEnd"/>
+      <w:r>
+        <w:t xml:space="preserve">. </w:t>
+      </w:r>
+      <w:r>
+        <w:t>9</w:t>
+      </w:r>
+      <w:r>
+        <w:t xml:space="preserve"> – Дешифрирование </w:t>
+      </w:r>
+    </w:p>
+    <w:p>
+      <w:pPr>
+        <w:pStyle w:val="UL"/>
+        <w:numPr>
+          <w:ilvl w:val="0"/>
+          <w:numId w:val="0"/>
+        </w:numPr>
+        <w:spacing w:line="280" w:lineRule="exact"/>
+        <w:ind w:firstLine="709"/>
+      </w:pPr>
+    </w:p>
+    <w:p>
+      <w:pPr>
+        <w:pStyle w:val="UL"/>
+        <w:numPr>
+          <w:ilvl w:val="0"/>
+          <w:numId w:val="0"/>
+        </w:numPr>
+        <w:spacing w:line="280" w:lineRule="exact"/>
+        <w:ind w:left="709"/>
+      </w:pPr>
+      <w:r>
+        <w:t xml:space="preserve">3.2 </w:t>
+      </w:r>
+      <w:r>
+        <w:t>Текст</w:t>
+      </w:r>
+      <w:r>
+        <w:t xml:space="preserve">: </w:t>
+      </w:r>
+      <w:proofErr w:type="spellStart"/>
+      <w:r>
+        <w:rPr>
+          <w:lang w:val="en-US"/>
+        </w:rPr>
+        <w:t>cr</w:t>
+      </w:r>
+      <w:proofErr w:type="spellEnd"/>
+      <w:r>
+        <w:t>9</w:t>
+      </w:r>
+      <w:proofErr w:type="gramStart"/>
+      <w:r>
+        <w:rPr>
+          <w:lang w:val="en-US"/>
+        </w:rPr>
+        <w:t>y</w:t>
+      </w:r>
+      <w:r>
+        <w:t>!</w:t>
+      </w:r>
+      <w:r>
+        <w:rPr>
+          <w:lang w:val="en-US"/>
+        </w:rPr>
+        <w:t>p</w:t>
+      </w:r>
+      <w:proofErr w:type="gramEnd"/>
+      <w:r>
+        <w:t>#</w:t>
+      </w:r>
+      <w:r>
+        <w:rPr>
+          <w:lang w:val="en-US"/>
+        </w:rPr>
+        <w:t>to</w:t>
+      </w:r>
+      <w:r>
+        <w:t xml:space="preserve">123, </w:t>
+      </w:r>
+      <w:r>
+        <w:t>ключ</w:t>
+      </w:r>
+      <w:r>
+        <w:t>: 12345!!!@#</w:t>
+      </w:r>
+    </w:p>
+    <w:p>
+      <w:pPr>
+        <w:pStyle w:val="UL"/>
+        <w:numPr>
+          <w:ilvl w:val="0"/>
+          <w:numId w:val="0"/>
+        </w:numPr>
+        <w:spacing w:line="280" w:lineRule="exact"/>
+        <w:ind w:firstLine="709"/>
+      </w:pPr>
+      <w:r>
+        <w:rPr>
+          <w:lang w:val="be-BY"/>
+        </w:rPr>
+        <w:t xml:space="preserve">Оставляем только латинские буквы: </w:t>
+      </w:r>
+      <w:proofErr w:type="spellStart"/>
+      <w:r>
+        <w:t>crypto</w:t>
+      </w:r>
+      <w:proofErr w:type="spellEnd"/>
+      <w:r>
+        <w:t>, ключ убирает недопустимые</w:t>
+      </w:r>
+      <w:r>
+        <w:t xml:space="preserve"> </w:t>
+      </w:r>
+      <w:r>
+        <w:t>и</w:t>
+      </w:r>
+      <w:r>
+        <w:rPr>
+          <w:lang w:val="be-BY"/>
+        </w:rPr>
+        <w:t xml:space="preserve"> оказывается пуст</w:t>
+      </w:r>
+      <w:r>
+        <w:t xml:space="preserve">. </w:t>
+      </w:r>
+      <w:r>
+        <w:rPr>
+          <w:lang w:val="be-BY"/>
+        </w:rPr>
+        <w:t xml:space="preserve">В таком случае текст не шифруется, записывается входная строка: </w:t>
+      </w:r>
+      <w:r>
+        <w:rPr>
+          <w:lang w:val="en-US"/>
+        </w:rPr>
+        <w:t>crypto</w:t>
+      </w:r>
+      <w:r>
+        <w:t>.</w:t>
+      </w:r>
+    </w:p>
+    <w:p>
+      <w:pPr>
+        <w:pStyle w:val="UL"/>
+        <w:numPr>
+          <w:ilvl w:val="0"/>
+          <w:numId w:val="0"/>
+        </w:numPr>
+        <w:spacing w:line="280" w:lineRule="exact"/>
+        <w:ind w:firstLine="709"/>
+      </w:pPr>
     </w:p>
     <w:p>
       <w:pPr>
@@ -6291,180 +6356,13 @@
       </w:pPr>
       <w:r>
         <w:rPr>
-          <w:lang w:val="be-BY"/>
-        </w:rPr>
-        <w:t>Р</w:t>
-      </w:r>
-      <w:proofErr w:type="spellStart"/>
-      <w:r>
-        <w:t>ис</w:t>
-      </w:r>
-      <w:proofErr w:type="spellEnd"/>
-      <w:r>
-        <w:t xml:space="preserve">. </w:t>
-      </w:r>
-      <w:r>
-        <w:t>9</w:t>
-      </w:r>
-      <w:r>
-        <w:t xml:space="preserve"> – Дешифрирование </w:t>
-      </w:r>
-    </w:p>
-    <w:p>
-      <w:pPr>
-        <w:pStyle w:val="UL"/>
-        <w:numPr>
-          <w:ilvl w:val="0"/>
-          <w:numId w:val="0"/>
-        </w:numPr>
-        <w:spacing w:line="280" w:lineRule="exact"/>
-        <w:ind w:firstLine="709"/>
-      </w:pPr>
-    </w:p>
-    <w:p>
-      <w:pPr>
-        <w:pStyle w:val="UL"/>
-        <w:numPr>
-          <w:ilvl w:val="0"/>
-          <w:numId w:val="0"/>
-        </w:numPr>
-        <w:spacing w:line="280" w:lineRule="exact"/>
-        <w:ind w:left="709"/>
-      </w:pPr>
-      <w:r>
-        <w:t xml:space="preserve">3.2 </w:t>
-      </w:r>
-      <w:r>
-        <w:t>Текст</w:t>
-      </w:r>
-      <w:r>
-        <w:t xml:space="preserve">: </w:t>
-      </w:r>
-      <w:proofErr w:type="spellStart"/>
-      <w:r>
-        <w:rPr>
-          <w:lang w:val="en-US"/>
-        </w:rPr>
-        <w:t>cr</w:t>
-      </w:r>
-      <w:proofErr w:type="spellEnd"/>
-      <w:r>
-        <w:t>9</w:t>
-      </w:r>
-      <w:proofErr w:type="gramStart"/>
-      <w:r>
-        <w:rPr>
-          <w:lang w:val="en-US"/>
-        </w:rPr>
-        <w:t>y</w:t>
-      </w:r>
-      <w:r>
-        <w:t>!</w:t>
-      </w:r>
-      <w:r>
-        <w:rPr>
-          <w:lang w:val="en-US"/>
-        </w:rPr>
-        <w:t>p</w:t>
-      </w:r>
-      <w:proofErr w:type="gramEnd"/>
-      <w:r>
-        <w:t>#</w:t>
-      </w:r>
-      <w:r>
-        <w:rPr>
-          <w:lang w:val="en-US"/>
-        </w:rPr>
-        <w:t>to</w:t>
-      </w:r>
-      <w:r>
-        <w:t xml:space="preserve">123, </w:t>
-      </w:r>
-      <w:r>
-        <w:t>ключ</w:t>
-      </w:r>
-      <w:r>
-        <w:t>: 12345!!!@#</w:t>
-      </w:r>
-    </w:p>
-    <w:p>
-      <w:pPr>
-        <w:pStyle w:val="UL"/>
-        <w:numPr>
-          <w:ilvl w:val="0"/>
-          <w:numId w:val="0"/>
-        </w:numPr>
-        <w:spacing w:line="280" w:lineRule="exact"/>
-        <w:ind w:firstLine="709"/>
-      </w:pPr>
-      <w:r>
-        <w:rPr>
-          <w:lang w:val="be-BY"/>
-        </w:rPr>
-        <w:lastRenderedPageBreak/>
-        <w:t xml:space="preserve">Оставляем только латинские буквы: </w:t>
-      </w:r>
-      <w:proofErr w:type="spellStart"/>
-      <w:r>
-        <w:t>crypto</w:t>
-      </w:r>
-      <w:proofErr w:type="spellEnd"/>
-      <w:r>
-        <w:t>, ключ убирает недопустимые</w:t>
-      </w:r>
-      <w:r>
-        <w:t xml:space="preserve"> </w:t>
-      </w:r>
-      <w:r>
-        <w:t>и</w:t>
-      </w:r>
-      <w:r>
-        <w:rPr>
-          <w:lang w:val="be-BY"/>
-        </w:rPr>
-        <w:t xml:space="preserve"> оказывается пуст</w:t>
-      </w:r>
-      <w:r>
-        <w:t xml:space="preserve">. </w:t>
-      </w:r>
-      <w:r>
-        <w:rPr>
-          <w:lang w:val="be-BY"/>
-        </w:rPr>
-        <w:t xml:space="preserve">В таком случае текст не шифруется, записывается входная строка: </w:t>
-      </w:r>
-      <w:r>
-        <w:rPr>
-          <w:lang w:val="en-US"/>
-        </w:rPr>
-        <w:t>crypto</w:t>
-      </w:r>
-      <w:r>
-        <w:t>.</w:t>
-      </w:r>
-    </w:p>
-    <w:p>
-      <w:pPr>
-        <w:pStyle w:val="UL"/>
-        <w:numPr>
-          <w:ilvl w:val="0"/>
-          <w:numId w:val="0"/>
-        </w:numPr>
-        <w:tabs>
-          <w:tab w:val="left" w:pos="2269"/>
-        </w:tabs>
-        <w:spacing w:line="240" w:lineRule="auto"/>
-        <w:jc w:val="center"/>
-      </w:pPr>
-      <w:r>
-        <w:rPr>
           <w:noProof/>
         </w:rPr>
         <w:drawing>
-          <wp:inline distT="0" distB="0" distL="0" distR="0" wp14:anchorId="4AC86AA7" wp14:editId="4FDDF41F">
-            <wp:extent cx="3459178" cy="2414954"/>
-            <wp:effectExtent l="0" t="0" r="8255" b="4445"/>
-            <wp:docPr id="24" name="Рисунок 24"/>
+          <wp:inline distT="0" distB="0" distL="0" distR="0" wp14:anchorId="672643C5" wp14:editId="57F9C94F">
+            <wp:extent cx="5492750" cy="3834650"/>
+            <wp:effectExtent l="0" t="0" r="0" b="0"/>
+            <wp:docPr id="19" name="Рисунок 19"/>
             <wp:cNvGraphicFramePr>
               <a:graphicFrameLocks xmlns:a="http://schemas.openxmlformats.org/drawingml/2006/main" noChangeAspect="1"/>
             </wp:cNvGraphicFramePr>
@@ -6484,7 +6382,7 @@
                   <pic:spPr>
                     <a:xfrm>
                       <a:off x="0" y="0"/>
-                      <a:ext cx="3484391" cy="2432556"/>
+                      <a:ext cx="5511803" cy="3847952"/>
                     </a:xfrm>
                     <a:prstGeom prst="rect">
                       <a:avLst/>
@@ -6513,20 +6411,6 @@
         <w:spacing w:line="240" w:lineRule="auto"/>
         <w:jc w:val="center"/>
       </w:pPr>
-    </w:p>
-    <w:p>
-      <w:pPr>
-        <w:pStyle w:val="UL"/>
-        <w:numPr>
-          <w:ilvl w:val="0"/>
-          <w:numId w:val="0"/>
-        </w:numPr>
-        <w:tabs>
-          <w:tab w:val="left" w:pos="2269"/>
-        </w:tabs>
-        <w:spacing w:line="240" w:lineRule="auto"/>
-        <w:jc w:val="center"/>
-      </w:pPr>
       <w:r>
         <w:rPr>
           <w:lang w:val="be-BY"/>
@@ -6564,20 +6448,6 @@
       <w:r>
         <w:t>совпадут</w:t>
       </w:r>
-    </w:p>
-    <w:p>
-      <w:pPr>
-        <w:pStyle w:val="UL"/>
-        <w:numPr>
-          <w:ilvl w:val="0"/>
-          <w:numId w:val="0"/>
-        </w:numPr>
-        <w:tabs>
-          <w:tab w:val="left" w:pos="2269"/>
-        </w:tabs>
-        <w:spacing w:line="240" w:lineRule="auto"/>
-        <w:ind w:left="567" w:firstLine="142"/>
-      </w:pPr>
     </w:p>
     <w:p>
       <w:pPr>
@@ -6591,6 +6461,7 @@
         <w:jc w:val="left"/>
       </w:pPr>
       <w:r>
+        <w:lastRenderedPageBreak/>
         <w:t>А</w:t>
       </w:r>
       <w:r>
@@ -6664,6 +6535,112 @@
         </w:rPr>
         <w:t>языке</w:t>
       </w:r>
+    </w:p>
+    <w:p>
+      <w:pPr>
+        <w:pStyle w:val="UL"/>
+        <w:numPr>
+          <w:ilvl w:val="0"/>
+          <w:numId w:val="0"/>
+        </w:numPr>
+        <w:spacing w:line="280" w:lineRule="exact"/>
+        <w:ind w:firstLine="709"/>
+        <w:jc w:val="left"/>
+      </w:pPr>
+    </w:p>
+    <w:p>
+      <w:pPr>
+        <w:pStyle w:val="UL"/>
+        <w:numPr>
+          <w:ilvl w:val="0"/>
+          <w:numId w:val="0"/>
+        </w:numPr>
+        <w:spacing w:after="0" w:line="240" w:lineRule="auto"/>
+        <w:jc w:val="center"/>
+      </w:pPr>
+      <w:r>
+        <w:rPr>
+          <w:noProof/>
+        </w:rPr>
+        <w:drawing>
+          <wp:inline distT="0" distB="0" distL="0" distR="0" wp14:anchorId="6B5502CF" wp14:editId="496B26A2">
+            <wp:extent cx="5709825" cy="5734050"/>
+            <wp:effectExtent l="19050" t="19050" r="24765" b="19050"/>
+            <wp:docPr id="4" name="Рисунок 4"/>
+            <wp:cNvGraphicFramePr>
+              <a:graphicFrameLocks xmlns:a="http://schemas.openxmlformats.org/drawingml/2006/main" noChangeAspect="1"/>
+            </wp:cNvGraphicFramePr>
+            <a:graphic xmlns:a="http://schemas.openxmlformats.org/drawingml/2006/main">
+              <a:graphicData uri="http://schemas.openxmlformats.org/drawingml/2006/picture">
+                <pic:pic xmlns:pic="http://schemas.openxmlformats.org/drawingml/2006/picture">
+                  <pic:nvPicPr>
+                    <pic:cNvPr id="1" name=""/>
+                    <pic:cNvPicPr/>
+                  </pic:nvPicPr>
+                  <pic:blipFill rotWithShape="1">
+                    <a:blip r:embed="rId17"/>
+                    <a:srcRect r="550"/>
+                    <a:stretch/>
+                  </pic:blipFill>
+                  <pic:spPr bwMode="auto">
+                    <a:xfrm>
+                      <a:off x="0" y="0"/>
+                      <a:ext cx="5713016" cy="5737255"/>
+                    </a:xfrm>
+                    <a:prstGeom prst="rect">
+                      <a:avLst/>
+                    </a:prstGeom>
+                    <a:ln w="9525" cap="flat" cmpd="sng" algn="ctr">
+                      <a:solidFill>
+                        <a:sysClr val="windowText" lastClr="000000"/>
+                      </a:solidFill>
+                      <a:prstDash val="solid"/>
+                      <a:round/>
+                      <a:headEnd type="none" w="med" len="med"/>
+                      <a:tailEnd type="none" w="med" len="med"/>
+                    </a:ln>
+                    <a:extLst>
+                      <a:ext uri="{53640926-AAD7-44D8-BBD7-CCE9431645EC}">
+                        <a14:shadowObscured xmlns:a14="http://schemas.microsoft.com/office/drawing/2010/main"/>
+                      </a:ext>
+                    </a:extLst>
+                  </pic:spPr>
+                </pic:pic>
+              </a:graphicData>
+            </a:graphic>
+          </wp:inline>
+        </w:drawing>
+      </w:r>
+    </w:p>
+    <w:p>
+      <w:pPr>
+        <w:pStyle w:val="UL"/>
+        <w:numPr>
+          <w:ilvl w:val="0"/>
+          <w:numId w:val="0"/>
+        </w:numPr>
+        <w:spacing w:after="0" w:line="240" w:lineRule="auto"/>
+        <w:jc w:val="center"/>
+      </w:pPr>
+      <w:r>
+        <w:t xml:space="preserve">Рисунок 11 – Таблица </w:t>
+      </w:r>
+      <w:proofErr w:type="spellStart"/>
+      <w:r>
+        <w:t>Виженера</w:t>
+      </w:r>
+      <w:proofErr w:type="spellEnd"/>
+    </w:p>
+    <w:p>
+      <w:pPr>
+        <w:pStyle w:val="UL"/>
+        <w:numPr>
+          <w:ilvl w:val="0"/>
+          <w:numId w:val="0"/>
+        </w:numPr>
+        <w:spacing w:after="0" w:line="240" w:lineRule="auto"/>
+        <w:jc w:val="left"/>
+      </w:pPr>
     </w:p>
     <w:p>
       <w:pPr>
@@ -7641,6 +7618,7 @@
           <w:sz w:val="28"/>
           <w:szCs w:val="28"/>
         </w:rPr>
+        <w:lastRenderedPageBreak/>
         <w:t xml:space="preserve">Собираем обратно, получилось: </w:t>
       </w:r>
       <w:proofErr w:type="gramStart"/>
@@ -7727,120 +7705,10 @@
           <w:noProof/>
         </w:rPr>
         <w:drawing>
-          <wp:inline distT="0" distB="0" distL="0" distR="0" wp14:anchorId="0969F403" wp14:editId="2A8F61CC">
-            <wp:extent cx="3470031" cy="2422530"/>
-            <wp:effectExtent l="0" t="0" r="0" b="0"/>
-            <wp:docPr id="1" name="Рисунок 1"/>
-            <wp:cNvGraphicFramePr>
-              <a:graphicFrameLocks xmlns:a="http://schemas.openxmlformats.org/drawingml/2006/main" noChangeAspect="1"/>
-            </wp:cNvGraphicFramePr>
-            <a:graphic xmlns:a="http://schemas.openxmlformats.org/drawingml/2006/main">
-              <a:graphicData uri="http://schemas.openxmlformats.org/drawingml/2006/picture">
-                <pic:pic xmlns:pic="http://schemas.openxmlformats.org/drawingml/2006/picture">
-                  <pic:nvPicPr>
-                    <pic:cNvPr id="1" name=""/>
-                    <pic:cNvPicPr/>
-                  </pic:nvPicPr>
-                  <pic:blipFill>
-                    <a:blip r:embed="rId17"/>
-                    <a:stretch>
-                      <a:fillRect/>
-                    </a:stretch>
-                  </pic:blipFill>
-                  <pic:spPr>
-                    <a:xfrm>
-                      <a:off x="0" y="0"/>
-                      <a:ext cx="3486957" cy="2434346"/>
-                    </a:xfrm>
-                    <a:prstGeom prst="rect">
-                      <a:avLst/>
-                    </a:prstGeom>
-                  </pic:spPr>
-                </pic:pic>
-              </a:graphicData>
-            </a:graphic>
-          </wp:inline>
-        </w:drawing>
-      </w:r>
-    </w:p>
-    <w:p>
-      <w:pPr>
-        <w:pStyle w:val="UL"/>
-        <w:numPr>
-          <w:ilvl w:val="0"/>
-          <w:numId w:val="0"/>
-        </w:numPr>
-        <w:tabs>
-          <w:tab w:val="left" w:pos="2269"/>
-        </w:tabs>
-        <w:spacing w:line="240" w:lineRule="auto"/>
-        <w:jc w:val="center"/>
-      </w:pPr>
-    </w:p>
-    <w:p>
-      <w:pPr>
-        <w:pStyle w:val="UL"/>
-        <w:numPr>
-          <w:ilvl w:val="0"/>
-          <w:numId w:val="0"/>
-        </w:numPr>
-        <w:tabs>
-          <w:tab w:val="left" w:pos="2269"/>
-        </w:tabs>
-        <w:spacing w:line="240" w:lineRule="auto"/>
-        <w:jc w:val="center"/>
-      </w:pPr>
-      <w:r>
-        <w:rPr>
-          <w:lang w:val="be-BY"/>
-        </w:rPr>
-        <w:t>Р</w:t>
-      </w:r>
-      <w:proofErr w:type="spellStart"/>
-      <w:r>
-        <w:t>ис</w:t>
-      </w:r>
-      <w:proofErr w:type="spellEnd"/>
-      <w:r>
-        <w:t xml:space="preserve">. 11 – Шифрование </w:t>
-      </w:r>
-    </w:p>
-    <w:p>
-      <w:pPr>
-        <w:pStyle w:val="UL"/>
-        <w:numPr>
-          <w:ilvl w:val="0"/>
-          <w:numId w:val="0"/>
-        </w:numPr>
-        <w:tabs>
-          <w:tab w:val="left" w:pos="2269"/>
-        </w:tabs>
-        <w:spacing w:line="240" w:lineRule="auto"/>
-        <w:jc w:val="center"/>
-      </w:pPr>
-    </w:p>
-    <w:p>
-      <w:pPr>
-        <w:pStyle w:val="UL"/>
-        <w:numPr>
-          <w:ilvl w:val="0"/>
-          <w:numId w:val="0"/>
-        </w:numPr>
-        <w:tabs>
-          <w:tab w:val="left" w:pos="2269"/>
-        </w:tabs>
-        <w:spacing w:line="240" w:lineRule="auto"/>
-        <w:jc w:val="center"/>
-      </w:pPr>
-      <w:r>
-        <w:rPr>
-          <w:noProof/>
-        </w:rPr>
-        <w:drawing>
-          <wp:inline distT="0" distB="0" distL="0" distR="0" wp14:anchorId="261802C6" wp14:editId="5D98EE18">
-            <wp:extent cx="3669081" cy="2561493"/>
-            <wp:effectExtent l="0" t="0" r="7620" b="0"/>
-            <wp:docPr id="29" name="Рисунок 29"/>
+          <wp:inline distT="0" distB="0" distL="0" distR="0" wp14:anchorId="6220C192" wp14:editId="0007E1F8">
+            <wp:extent cx="5711825" cy="3987593"/>
+            <wp:effectExtent l="0" t="0" r="3175" b="0"/>
+            <wp:docPr id="22" name="Рисунок 22"/>
             <wp:cNvGraphicFramePr>
               <a:graphicFrameLocks xmlns:a="http://schemas.openxmlformats.org/drawingml/2006/main" noChangeAspect="1"/>
             </wp:cNvGraphicFramePr>
@@ -7860,7 +7728,7 @@
                   <pic:spPr>
                     <a:xfrm>
                       <a:off x="0" y="0"/>
-                      <a:ext cx="3690924" cy="2576742"/>
+                      <a:ext cx="5719247" cy="3992775"/>
                     </a:xfrm>
                     <a:prstGeom prst="rect">
                       <a:avLst/>
@@ -7873,6 +7741,9 @@
         </w:drawing>
       </w:r>
       <w:r>
+        <w:rPr>
+          <w:noProof/>
+        </w:rPr>
         <w:t xml:space="preserve"> </w:t>
       </w:r>
     </w:p>
@@ -7889,6 +7760,26 @@
         <w:spacing w:line="240" w:lineRule="auto"/>
         <w:jc w:val="center"/>
       </w:pPr>
+      <w:r>
+        <w:rPr>
+          <w:lang w:val="be-BY"/>
+        </w:rPr>
+        <w:t>Р</w:t>
+      </w:r>
+      <w:proofErr w:type="spellStart"/>
+      <w:r>
+        <w:t>ис</w:t>
+      </w:r>
+      <w:proofErr w:type="spellEnd"/>
+      <w:r>
+        <w:t>. 1</w:t>
+      </w:r>
+      <w:r>
+        <w:t>2</w:t>
+      </w:r>
+      <w:r>
+        <w:t xml:space="preserve"> – Шифрование </w:t>
+      </w:r>
     </w:p>
     <w:p>
       <w:pPr>
@@ -7903,6 +7794,83 @@
         <w:spacing w:line="240" w:lineRule="auto"/>
         <w:jc w:val="center"/>
       </w:pPr>
+    </w:p>
+    <w:p>
+      <w:pPr>
+        <w:pStyle w:val="UL"/>
+        <w:numPr>
+          <w:ilvl w:val="0"/>
+          <w:numId w:val="0"/>
+        </w:numPr>
+        <w:tabs>
+          <w:tab w:val="left" w:pos="2269"/>
+        </w:tabs>
+        <w:spacing w:line="240" w:lineRule="auto"/>
+        <w:jc w:val="center"/>
+      </w:pPr>
+      <w:r>
+        <w:rPr>
+          <w:noProof/>
+        </w:rPr>
+        <w:drawing>
+          <wp:inline distT="0" distB="0" distL="0" distR="0" wp14:anchorId="1C7941BC" wp14:editId="34D1331A">
+            <wp:extent cx="5588000" cy="3901147"/>
+            <wp:effectExtent l="0" t="0" r="0" b="4445"/>
+            <wp:docPr id="1" name="Рисунок 1"/>
+            <wp:cNvGraphicFramePr>
+              <a:graphicFrameLocks xmlns:a="http://schemas.openxmlformats.org/drawingml/2006/main" noChangeAspect="1"/>
+            </wp:cNvGraphicFramePr>
+            <a:graphic xmlns:a="http://schemas.openxmlformats.org/drawingml/2006/main">
+              <a:graphicData uri="http://schemas.openxmlformats.org/drawingml/2006/picture">
+                <pic:pic xmlns:pic="http://schemas.openxmlformats.org/drawingml/2006/picture">
+                  <pic:nvPicPr>
+                    <pic:cNvPr id="1" name=""/>
+                    <pic:cNvPicPr/>
+                  </pic:nvPicPr>
+                  <pic:blipFill>
+                    <a:blip r:embed="rId19"/>
+                    <a:stretch>
+                      <a:fillRect/>
+                    </a:stretch>
+                  </pic:blipFill>
+                  <pic:spPr>
+                    <a:xfrm>
+                      <a:off x="0" y="0"/>
+                      <a:ext cx="5595190" cy="3906166"/>
+                    </a:xfrm>
+                    <a:prstGeom prst="rect">
+                      <a:avLst/>
+                    </a:prstGeom>
+                  </pic:spPr>
+                </pic:pic>
+              </a:graphicData>
+            </a:graphic>
+          </wp:inline>
+        </w:drawing>
+      </w:r>
+      <w:r>
+        <w:rPr>
+          <w:noProof/>
+        </w:rPr>
+        <w:t xml:space="preserve"> </w:t>
+      </w:r>
+      <w:r>
+        <w:t xml:space="preserve"> </w:t>
+      </w:r>
+    </w:p>
+    <w:p>
+      <w:pPr>
+        <w:pStyle w:val="UL"/>
+        <w:numPr>
+          <w:ilvl w:val="0"/>
+          <w:numId w:val="0"/>
+        </w:numPr>
+        <w:tabs>
+          <w:tab w:val="left" w:pos="2269"/>
+        </w:tabs>
+        <w:spacing w:line="240" w:lineRule="auto"/>
+        <w:jc w:val="center"/>
+      </w:pPr>
       <w:r>
         <w:rPr>
           <w:lang w:val="be-BY"/>
@@ -7918,7 +7886,7 @@
         <w:t xml:space="preserve">. </w:t>
       </w:r>
       <w:r>
-        <w:t>12</w:t>
+        <w:t>13</w:t>
       </w:r>
       <w:r>
         <w:t xml:space="preserve"> – Дешифрирование </w:t>
@@ -8546,17 +8514,6 @@
         </w:numPr>
         <w:spacing w:line="280" w:lineRule="exact"/>
         <w:ind w:firstLine="709"/>
-      </w:pPr>
-    </w:p>
-    <w:p>
-      <w:pPr>
-        <w:pStyle w:val="UL"/>
-        <w:numPr>
-          <w:ilvl w:val="0"/>
-          <w:numId w:val="0"/>
-        </w:numPr>
-        <w:spacing w:line="280" w:lineRule="exact"/>
-        <w:ind w:firstLine="709"/>
         <w:rPr>
           <w:szCs w:val="28"/>
         </w:rPr>
@@ -10502,114 +10459,11 @@
         <w:rPr>
           <w:noProof/>
         </w:rPr>
-        <w:lastRenderedPageBreak/>
         <w:drawing>
-          <wp:inline distT="0" distB="0" distL="0" distR="0" wp14:anchorId="177A6DEE" wp14:editId="1339793D">
-            <wp:extent cx="3475970" cy="2426677"/>
-            <wp:effectExtent l="0" t="0" r="0" b="0"/>
-            <wp:docPr id="30" name="Рисунок 30"/>
-            <wp:cNvGraphicFramePr>
-              <a:graphicFrameLocks xmlns:a="http://schemas.openxmlformats.org/drawingml/2006/main" noChangeAspect="1"/>
-            </wp:cNvGraphicFramePr>
-            <a:graphic xmlns:a="http://schemas.openxmlformats.org/drawingml/2006/main">
-              <a:graphicData uri="http://schemas.openxmlformats.org/drawingml/2006/picture">
-                <pic:pic xmlns:pic="http://schemas.openxmlformats.org/drawingml/2006/picture">
-                  <pic:nvPicPr>
-                    <pic:cNvPr id="1" name=""/>
-                    <pic:cNvPicPr/>
-                  </pic:nvPicPr>
-                  <pic:blipFill>
-                    <a:blip r:embed="rId19"/>
-                    <a:stretch>
-                      <a:fillRect/>
-                    </a:stretch>
-                  </pic:blipFill>
-                  <pic:spPr>
-                    <a:xfrm>
-                      <a:off x="0" y="0"/>
-                      <a:ext cx="3495020" cy="2439977"/>
-                    </a:xfrm>
-                    <a:prstGeom prst="rect">
-                      <a:avLst/>
-                    </a:prstGeom>
-                  </pic:spPr>
-                </pic:pic>
-              </a:graphicData>
-            </a:graphic>
-          </wp:inline>
-        </w:drawing>
-      </w:r>
-    </w:p>
-    <w:p>
-      <w:pPr>
-        <w:pStyle w:val="UL"/>
-        <w:numPr>
-          <w:ilvl w:val="0"/>
-          <w:numId w:val="0"/>
-        </w:numPr>
-        <w:tabs>
-          <w:tab w:val="left" w:pos="2269"/>
-        </w:tabs>
-        <w:spacing w:line="240" w:lineRule="auto"/>
-        <w:jc w:val="center"/>
-      </w:pPr>
-      <w:r>
-        <w:rPr>
-          <w:lang w:val="be-BY"/>
-        </w:rPr>
-        <w:t>Р</w:t>
-      </w:r>
-      <w:proofErr w:type="spellStart"/>
-      <w:r>
-        <w:t>ис</w:t>
-      </w:r>
-      <w:proofErr w:type="spellEnd"/>
-      <w:r>
-        <w:t>. 1</w:t>
-      </w:r>
-      <w:r>
-        <w:t>3</w:t>
-      </w:r>
-      <w:r>
-        <w:t xml:space="preserve"> – Шифрование </w:t>
-      </w:r>
-    </w:p>
-    <w:p>
-      <w:pPr>
-        <w:pStyle w:val="UL"/>
-        <w:numPr>
-          <w:ilvl w:val="0"/>
-          <w:numId w:val="0"/>
-        </w:numPr>
-        <w:tabs>
-          <w:tab w:val="left" w:pos="2269"/>
-        </w:tabs>
-        <w:spacing w:line="240" w:lineRule="auto"/>
-        <w:jc w:val="center"/>
-      </w:pPr>
-    </w:p>
-    <w:p>
-      <w:pPr>
-        <w:pStyle w:val="UL"/>
-        <w:numPr>
-          <w:ilvl w:val="0"/>
-          <w:numId w:val="0"/>
-        </w:numPr>
-        <w:tabs>
-          <w:tab w:val="left" w:pos="2269"/>
-        </w:tabs>
-        <w:spacing w:line="240" w:lineRule="auto"/>
-        <w:jc w:val="center"/>
-      </w:pPr>
-      <w:r>
-        <w:rPr>
-          <w:noProof/>
-        </w:rPr>
-        <w:drawing>
-          <wp:inline distT="0" distB="0" distL="0" distR="0" wp14:anchorId="3429F8F1" wp14:editId="4ECEEA32">
-            <wp:extent cx="3551535" cy="2479431"/>
-            <wp:effectExtent l="0" t="0" r="0" b="0"/>
-            <wp:docPr id="31" name="Рисунок 31"/>
+          <wp:inline distT="0" distB="0" distL="0" distR="0" wp14:anchorId="78B76BEB" wp14:editId="7A3E5297">
+            <wp:extent cx="5940425" cy="4147185"/>
+            <wp:effectExtent l="0" t="0" r="3175" b="5715"/>
+            <wp:docPr id="23" name="Рисунок 23"/>
             <wp:cNvGraphicFramePr>
               <a:graphicFrameLocks xmlns:a="http://schemas.openxmlformats.org/drawingml/2006/main" noChangeAspect="1"/>
             </wp:cNvGraphicFramePr>
@@ -10629,7 +10483,7 @@
                   <pic:spPr>
                     <a:xfrm>
                       <a:off x="0" y="0"/>
-                      <a:ext cx="3563146" cy="2487537"/>
+                      <a:ext cx="5940425" cy="4147185"/>
                     </a:xfrm>
                     <a:prstGeom prst="rect">
                       <a:avLst/>
@@ -10640,6 +10494,120 @@
             </a:graphic>
           </wp:inline>
         </w:drawing>
+      </w:r>
+      <w:r>
+        <w:rPr>
+          <w:noProof/>
+        </w:rPr>
+        <w:t xml:space="preserve"> </w:t>
+      </w:r>
+    </w:p>
+    <w:p>
+      <w:pPr>
+        <w:pStyle w:val="UL"/>
+        <w:numPr>
+          <w:ilvl w:val="0"/>
+          <w:numId w:val="0"/>
+        </w:numPr>
+        <w:tabs>
+          <w:tab w:val="left" w:pos="2269"/>
+        </w:tabs>
+        <w:spacing w:line="240" w:lineRule="auto"/>
+        <w:jc w:val="center"/>
+      </w:pPr>
+      <w:r>
+        <w:rPr>
+          <w:lang w:val="be-BY"/>
+        </w:rPr>
+        <w:t>Р</w:t>
+      </w:r>
+      <w:proofErr w:type="spellStart"/>
+      <w:r>
+        <w:t>ис</w:t>
+      </w:r>
+      <w:proofErr w:type="spellEnd"/>
+      <w:r>
+        <w:t>. 1</w:t>
+      </w:r>
+      <w:r>
+        <w:t>3</w:t>
+      </w:r>
+      <w:r>
+        <w:t xml:space="preserve"> – Шифрование </w:t>
+      </w:r>
+    </w:p>
+    <w:p>
+      <w:pPr>
+        <w:pStyle w:val="UL"/>
+        <w:numPr>
+          <w:ilvl w:val="0"/>
+          <w:numId w:val="0"/>
+        </w:numPr>
+        <w:tabs>
+          <w:tab w:val="left" w:pos="2269"/>
+        </w:tabs>
+        <w:spacing w:line="240" w:lineRule="auto"/>
+        <w:jc w:val="center"/>
+      </w:pPr>
+    </w:p>
+    <w:p>
+      <w:pPr>
+        <w:pStyle w:val="UL"/>
+        <w:numPr>
+          <w:ilvl w:val="0"/>
+          <w:numId w:val="0"/>
+        </w:numPr>
+        <w:tabs>
+          <w:tab w:val="left" w:pos="2269"/>
+        </w:tabs>
+        <w:spacing w:line="240" w:lineRule="auto"/>
+        <w:jc w:val="center"/>
+      </w:pPr>
+      <w:r>
+        <w:rPr>
+          <w:noProof/>
+        </w:rPr>
+        <w:drawing>
+          <wp:inline distT="0" distB="0" distL="0" distR="0" wp14:anchorId="070911F3" wp14:editId="59AAF8DE">
+            <wp:extent cx="5940425" cy="4147185"/>
+            <wp:effectExtent l="0" t="0" r="3175" b="5715"/>
+            <wp:docPr id="25" name="Рисунок 25"/>
+            <wp:cNvGraphicFramePr>
+              <a:graphicFrameLocks xmlns:a="http://schemas.openxmlformats.org/drawingml/2006/main" noChangeAspect="1"/>
+            </wp:cNvGraphicFramePr>
+            <a:graphic xmlns:a="http://schemas.openxmlformats.org/drawingml/2006/main">
+              <a:graphicData uri="http://schemas.openxmlformats.org/drawingml/2006/picture">
+                <pic:pic xmlns:pic="http://schemas.openxmlformats.org/drawingml/2006/picture">
+                  <pic:nvPicPr>
+                    <pic:cNvPr id="1" name=""/>
+                    <pic:cNvPicPr/>
+                  </pic:nvPicPr>
+                  <pic:blipFill>
+                    <a:blip r:embed="rId21"/>
+                    <a:stretch>
+                      <a:fillRect/>
+                    </a:stretch>
+                  </pic:blipFill>
+                  <pic:spPr>
+                    <a:xfrm>
+                      <a:off x="0" y="0"/>
+                      <a:ext cx="5940425" cy="4147185"/>
+                    </a:xfrm>
+                    <a:prstGeom prst="rect">
+                      <a:avLst/>
+                    </a:prstGeom>
+                  </pic:spPr>
+                </pic:pic>
+              </a:graphicData>
+            </a:graphic>
+          </wp:inline>
+        </w:drawing>
+      </w:r>
+      <w:r>
+        <w:rPr>
+          <w:noProof/>
+        </w:rPr>
+        <w:t xml:space="preserve"> </w:t>
       </w:r>
       <w:r>
         <w:t xml:space="preserve"> </w:t>
@@ -12637,13 +12605,25 @@
           <w:szCs w:val="28"/>
         </w:rPr>
       </w:pPr>
-      <w:r>
+    </w:p>
+    <w:p>
+      <w:pPr>
+        <w:spacing w:after="0" w:line="240" w:lineRule="auto"/>
+        <w:ind w:firstLine="709"/>
+        <w:jc w:val="both"/>
+        <w:outlineLvl w:val="2"/>
         <w:rPr>
           <w:rFonts w:ascii="Times New Roman" w:hAnsi="Times New Roman" w:cs="Times New Roman"/>
           <w:sz w:val="28"/>
           <w:szCs w:val="28"/>
         </w:rPr>
-        <w:lastRenderedPageBreak/>
+      </w:pPr>
+      <w:r>
+        <w:rPr>
+          <w:rFonts w:ascii="Times New Roman" w:hAnsi="Times New Roman" w:cs="Times New Roman"/>
+          <w:sz w:val="28"/>
+          <w:szCs w:val="28"/>
+        </w:rPr>
         <w:t>Собираем обратно, получилось</w:t>
       </w:r>
       <w:r>
@@ -12721,124 +12701,12 @@
         <w:rPr>
           <w:noProof/>
         </w:rPr>
+        <w:lastRenderedPageBreak/>
         <w:drawing>
-          <wp:inline distT="0" distB="0" distL="0" distR="0" wp14:anchorId="0CE65ECF" wp14:editId="588D73B3">
-            <wp:extent cx="3551535" cy="2479431"/>
-            <wp:effectExtent l="0" t="0" r="0" b="0"/>
-            <wp:docPr id="35" name="Рисунок 35"/>
-            <wp:cNvGraphicFramePr>
-              <a:graphicFrameLocks xmlns:a="http://schemas.openxmlformats.org/drawingml/2006/main" noChangeAspect="1"/>
-            </wp:cNvGraphicFramePr>
-            <a:graphic xmlns:a="http://schemas.openxmlformats.org/drawingml/2006/main">
-              <a:graphicData uri="http://schemas.openxmlformats.org/drawingml/2006/picture">
-                <pic:pic xmlns:pic="http://schemas.openxmlformats.org/drawingml/2006/picture">
-                  <pic:nvPicPr>
-                    <pic:cNvPr id="1" name=""/>
-                    <pic:cNvPicPr/>
-                  </pic:nvPicPr>
-                  <pic:blipFill>
-                    <a:blip r:embed="rId21"/>
-                    <a:stretch>
-                      <a:fillRect/>
-                    </a:stretch>
-                  </pic:blipFill>
-                  <pic:spPr>
-                    <a:xfrm>
-                      <a:off x="0" y="0"/>
-                      <a:ext cx="3565926" cy="2489478"/>
-                    </a:xfrm>
-                    <a:prstGeom prst="rect">
-                      <a:avLst/>
-                    </a:prstGeom>
-                  </pic:spPr>
-                </pic:pic>
-              </a:graphicData>
-            </a:graphic>
-          </wp:inline>
-        </w:drawing>
-      </w:r>
-    </w:p>
-    <w:p>
-      <w:pPr>
-        <w:pStyle w:val="UL"/>
-        <w:numPr>
-          <w:ilvl w:val="0"/>
-          <w:numId w:val="0"/>
-        </w:numPr>
-        <w:tabs>
-          <w:tab w:val="left" w:pos="2269"/>
-        </w:tabs>
-        <w:spacing w:line="240" w:lineRule="auto"/>
-        <w:jc w:val="center"/>
-      </w:pPr>
-    </w:p>
-    <w:p>
-      <w:pPr>
-        <w:pStyle w:val="UL"/>
-        <w:numPr>
-          <w:ilvl w:val="0"/>
-          <w:numId w:val="0"/>
-        </w:numPr>
-        <w:tabs>
-          <w:tab w:val="left" w:pos="2269"/>
-        </w:tabs>
-        <w:spacing w:line="240" w:lineRule="auto"/>
-        <w:jc w:val="center"/>
-      </w:pPr>
-      <w:r>
-        <w:rPr>
-          <w:lang w:val="be-BY"/>
-        </w:rPr>
-        <w:t>Р</w:t>
-      </w:r>
-      <w:proofErr w:type="spellStart"/>
-      <w:r>
-        <w:t>ис</w:t>
-      </w:r>
-      <w:proofErr w:type="spellEnd"/>
-      <w:r>
-        <w:t>. 15</w:t>
-      </w:r>
-      <w:r>
-        <w:t xml:space="preserve"> – Шифрование </w:t>
-      </w:r>
-    </w:p>
-    <w:p>
-      <w:pPr>
-        <w:pStyle w:val="UL"/>
-        <w:numPr>
-          <w:ilvl w:val="0"/>
-          <w:numId w:val="0"/>
-        </w:numPr>
-        <w:tabs>
-          <w:tab w:val="left" w:pos="2269"/>
-        </w:tabs>
-        <w:spacing w:line="240" w:lineRule="auto"/>
-        <w:jc w:val="center"/>
-      </w:pPr>
-    </w:p>
-    <w:p>
-      <w:pPr>
-        <w:pStyle w:val="UL"/>
-        <w:numPr>
-          <w:ilvl w:val="0"/>
-          <w:numId w:val="0"/>
-        </w:numPr>
-        <w:tabs>
-          <w:tab w:val="left" w:pos="2269"/>
-        </w:tabs>
-        <w:spacing w:line="240" w:lineRule="auto"/>
-        <w:jc w:val="center"/>
-      </w:pPr>
-      <w:r>
-        <w:rPr>
-          <w:noProof/>
-        </w:rPr>
-        <w:drawing>
-          <wp:inline distT="0" distB="0" distL="0" distR="0" wp14:anchorId="611CEBE0" wp14:editId="04B2D010">
-            <wp:extent cx="3517951" cy="2455985"/>
-            <wp:effectExtent l="0" t="0" r="6350" b="1905"/>
-            <wp:docPr id="36" name="Рисунок 36"/>
+          <wp:inline distT="0" distB="0" distL="0" distR="0" wp14:anchorId="32EFD9F0" wp14:editId="4D1A196C">
+            <wp:extent cx="5940425" cy="4147185"/>
+            <wp:effectExtent l="0" t="0" r="3175" b="5715"/>
+            <wp:docPr id="26" name="Рисунок 26"/>
             <wp:cNvGraphicFramePr>
               <a:graphicFrameLocks xmlns:a="http://schemas.openxmlformats.org/drawingml/2006/main" noChangeAspect="1"/>
             </wp:cNvGraphicFramePr>
@@ -12858,7 +12726,7 @@
                   <pic:spPr>
                     <a:xfrm>
                       <a:off x="0" y="0"/>
-                      <a:ext cx="3527756" cy="2462830"/>
+                      <a:ext cx="5940425" cy="4147185"/>
                     </a:xfrm>
                     <a:prstGeom prst="rect">
                       <a:avLst/>
@@ -12871,6 +12739,9 @@
         </w:drawing>
       </w:r>
       <w:r>
+        <w:rPr>
+          <w:noProof/>
+        </w:rPr>
         <w:t xml:space="preserve"> </w:t>
       </w:r>
     </w:p>
@@ -12887,6 +12758,23 @@
         <w:spacing w:line="240" w:lineRule="auto"/>
         <w:jc w:val="center"/>
       </w:pPr>
+      <w:r>
+        <w:rPr>
+          <w:lang w:val="be-BY"/>
+        </w:rPr>
+        <w:t>Р</w:t>
+      </w:r>
+      <w:proofErr w:type="spellStart"/>
+      <w:r>
+        <w:t>ис</w:t>
+      </w:r>
+      <w:proofErr w:type="spellEnd"/>
+      <w:r>
+        <w:t>. 15</w:t>
+      </w:r>
+      <w:r>
+        <w:t xml:space="preserve"> – Шифрование </w:t>
+      </w:r>
     </w:p>
     <w:p>
       <w:pPr>
@@ -12901,26 +12789,6 @@
         <w:spacing w:line="240" w:lineRule="auto"/>
         <w:jc w:val="center"/>
       </w:pPr>
-      <w:r>
-        <w:rPr>
-          <w:lang w:val="be-BY"/>
-        </w:rPr>
-        <w:t>Р</w:t>
-      </w:r>
-      <w:proofErr w:type="spellStart"/>
-      <w:r>
-        <w:t>ис</w:t>
-      </w:r>
-      <w:proofErr w:type="spellEnd"/>
-      <w:r>
-        <w:t>. 1</w:t>
-      </w:r>
-      <w:r>
-        <w:t>6</w:t>
-      </w:r>
-      <w:r>
-        <w:t xml:space="preserve"> – Дешифрирование </w:t>
-      </w:r>
     </w:p>
     <w:p>
       <w:pPr>
@@ -12935,6 +12803,105 @@
         <w:spacing w:line="240" w:lineRule="auto"/>
         <w:jc w:val="center"/>
       </w:pPr>
+      <w:r>
+        <w:rPr>
+          <w:noProof/>
+        </w:rPr>
+        <w:drawing>
+          <wp:inline distT="0" distB="0" distL="0" distR="0" wp14:anchorId="1B622302" wp14:editId="1EF4E457">
+            <wp:extent cx="5940425" cy="4147185"/>
+            <wp:effectExtent l="0" t="0" r="3175" b="5715"/>
+            <wp:docPr id="27" name="Рисунок 27"/>
+            <wp:cNvGraphicFramePr>
+              <a:graphicFrameLocks xmlns:a="http://schemas.openxmlformats.org/drawingml/2006/main" noChangeAspect="1"/>
+            </wp:cNvGraphicFramePr>
+            <a:graphic xmlns:a="http://schemas.openxmlformats.org/drawingml/2006/main">
+              <a:graphicData uri="http://schemas.openxmlformats.org/drawingml/2006/picture">
+                <pic:pic xmlns:pic="http://schemas.openxmlformats.org/drawingml/2006/picture">
+                  <pic:nvPicPr>
+                    <pic:cNvPr id="1" name=""/>
+                    <pic:cNvPicPr/>
+                  </pic:nvPicPr>
+                  <pic:blipFill>
+                    <a:blip r:embed="rId23"/>
+                    <a:stretch>
+                      <a:fillRect/>
+                    </a:stretch>
+                  </pic:blipFill>
+                  <pic:spPr>
+                    <a:xfrm>
+                      <a:off x="0" y="0"/>
+                      <a:ext cx="5940425" cy="4147185"/>
+                    </a:xfrm>
+                    <a:prstGeom prst="rect">
+                      <a:avLst/>
+                    </a:prstGeom>
+                  </pic:spPr>
+                </pic:pic>
+              </a:graphicData>
+            </a:graphic>
+          </wp:inline>
+        </w:drawing>
+      </w:r>
+      <w:r>
+        <w:rPr>
+          <w:noProof/>
+        </w:rPr>
+        <w:t xml:space="preserve"> </w:t>
+      </w:r>
+      <w:r>
+        <w:t xml:space="preserve"> </w:t>
+      </w:r>
+    </w:p>
+    <w:p>
+      <w:pPr>
+        <w:pStyle w:val="UL"/>
+        <w:numPr>
+          <w:ilvl w:val="0"/>
+          <w:numId w:val="0"/>
+        </w:numPr>
+        <w:tabs>
+          <w:tab w:val="left" w:pos="2269"/>
+        </w:tabs>
+        <w:spacing w:line="240" w:lineRule="auto"/>
+        <w:jc w:val="center"/>
+      </w:pPr>
+      <w:bookmarkStart w:id="0" w:name="_GoBack"/>
+      <w:bookmarkEnd w:id="0"/>
+      <w:r>
+        <w:rPr>
+          <w:lang w:val="be-BY"/>
+        </w:rPr>
+        <w:t>Р</w:t>
+      </w:r>
+      <w:proofErr w:type="spellStart"/>
+      <w:r>
+        <w:t>ис</w:t>
+      </w:r>
+      <w:proofErr w:type="spellEnd"/>
+      <w:r>
+        <w:t>. 1</w:t>
+      </w:r>
+      <w:r>
+        <w:t>6</w:t>
+      </w:r>
+      <w:r>
+        <w:t xml:space="preserve"> – Дешифрирование </w:t>
+      </w:r>
+    </w:p>
+    <w:p>
+      <w:pPr>
+        <w:pStyle w:val="UL"/>
+        <w:numPr>
+          <w:ilvl w:val="0"/>
+          <w:numId w:val="0"/>
+        </w:numPr>
+        <w:tabs>
+          <w:tab w:val="left" w:pos="2269"/>
+        </w:tabs>
+        <w:spacing w:line="240" w:lineRule="auto"/>
+        <w:jc w:val="center"/>
+      </w:pPr>
     </w:p>
     <w:p>
       <w:pPr>
@@ -12947,6 +12914,7 @@
         <w:ind w:firstLine="709"/>
       </w:pPr>
       <w:r>
+        <w:lastRenderedPageBreak/>
         <w:t xml:space="preserve">Вывод: так как </w:t>
       </w:r>
       <w:proofErr w:type="spellStart"/>
@@ -12960,7 +12928,6 @@
       <w:r>
         <w:t xml:space="preserve"> метод является шифром </w:t>
       </w:r>
-      <w:bookmarkStart w:id="0" w:name="_GoBack"/>
       <w:r>
         <w:rPr>
           <w:rStyle w:val="a6"/>
@@ -12968,7 +12935,6 @@
         </w:rPr>
         <w:t>перестановки</w:t>
       </w:r>
-      <w:bookmarkEnd w:id="0"/>
       <w:r>
         <w:t xml:space="preserve">, а не подстановки, то есть </w:t>
       </w:r>
@@ -13037,7 +13003,7 @@
       </w:pPr>
     </w:p>
     <w:sectPr>
-      <w:footerReference w:type="default" r:id="rId23"/>
+      <w:footerReference w:type="default" r:id="rId24"/>
       <w:type w:val="continuous"/>
       <w:pgSz w:w="11906" w:h="16838"/>
       <w:pgMar w:top="1134" w:right="850" w:bottom="1134" w:left="1701" w:header="708" w:footer="708" w:gutter="0"/>
@@ -13085,6 +13051,7 @@
         <w:docPartUnique/>
       </w:docPartObj>
     </w:sdtPr>
+    <w:sdtEndPr/>
     <w:sdtContent>
       <w:p>
         <w:pPr>
@@ -13104,7 +13071,7 @@
           <w:rPr>
             <w:noProof/>
           </w:rPr>
-          <w:t>9</w:t>
+          <w:t>14</w:t>
         </w:r>
         <w:r>
           <w:fldChar w:fldCharType="end"/>
